--- a/_site/content/material/session01/solution.docx
+++ b/_site/content/material/session01/solution.docx
@@ -31,7 +31,7 @@
         <w:pStyle w:val="Date"/>
       </w:pPr>
       <w:r>
-        <w:t xml:space="preserve">2026-03-05</w:t>
+        <w:t xml:space="preserve">2026-03-06</w:t>
       </w:r>
     </w:p>
     <w:sdt>

--- a/_site/content/material/session01/solution.docx
+++ b/_site/content/material/session01/solution.docx
@@ -31,7 +31,7 @@
         <w:pStyle w:val="Date"/>
       </w:pPr>
       <w:r>
-        <w:t xml:space="preserve">2026-03-06</w:t>
+        <w:t xml:space="preserve">2026-03-07</w:t>
       </w:r>
     </w:p>
     <w:sdt>

--- a/_site/content/material/session01/solution.docx
+++ b/_site/content/material/session01/solution.docx
@@ -31,7 +31,7 @@
         <w:pStyle w:val="Date"/>
       </w:pPr>
       <w:r>
-        <w:t xml:space="preserve">2026-03-07</w:t>
+        <w:t xml:space="preserve">2026-03-10</w:t>
       </w:r>
     </w:p>
     <w:sdt>

--- a/_site/content/material/session01/solution.docx
+++ b/_site/content/material/session01/solution.docx
@@ -7,15 +7,7 @@
         <w:pStyle w:val="Title"/>
       </w:pPr>
       <w:r>
-        <w:t xml:space="preserve">Session 1 — Exercise Solution</w:t>
-      </w:r>
-    </w:p>
-    <w:p>
-      <w:pPr>
-        <w:pStyle w:val="Subtitle"/>
-      </w:pPr>
-      <w:r>
-        <w:t xml:space="preserve">Setting Up a Reproducible Workflow</w:t>
+        <w:t xml:space="preserve">Income and Life Expectancy: A Global Perspective</w:t>
       </w:r>
     </w:p>
     <w:p>
@@ -23,7 +15,7 @@
         <w:pStyle w:val="Author"/>
       </w:pPr>
       <w:r>
-        <w:t xml:space="preserve">Your Name</w:t>
+        <w:t xml:space="preserve">Student Name</w:t>
       </w:r>
     </w:p>
     <w:p>
@@ -31,7 +23,7 @@
         <w:pStyle w:val="Date"/>
       </w:pPr>
       <w:r>
-        <w:t xml:space="preserve">2026-03-10</w:t>
+        <w:t xml:space="preserve">2026-04-09</w:t>
       </w:r>
     </w:p>
     <w:sdt>
@@ -60,7 +52,7 @@
         </w:p>
       </w:sdtContent>
     </w:sdt>
-    <w:bookmarkStart w:id="20" w:name="introduction"/>
+    <w:bookmarkStart w:id="9" w:name="introduction"/>
     <w:p>
       <w:pPr>
         <w:pStyle w:val="Heading2"/>
@@ -74,25 +66,74 @@
         <w:pStyle w:val="FirstParagraph"/>
       </w:pPr>
       <w:r>
-        <w:t xml:space="preserve">This report examines the relationship between economic development and health</w:t>
-      </w:r>
-      <w:r>
-        <w:t xml:space="preserve"> </w:t>
-      </w:r>
-      <w:r>
-        <w:t xml:space="preserve">outcomes across countries. Understanding this relationship is relevant for</w:t>
-      </w:r>
-      <w:r>
-        <w:t xml:space="preserve"> </w:t>
-      </w:r>
-      <w:r>
-        <w:t xml:space="preserve">international businesses assessing market conditions and risk in emerging</w:t>
-      </w:r>
-      <w:r>
-        <w:t xml:space="preserve"> </w:t>
-      </w:r>
-      <w:r>
-        <w:t xml:space="preserve">economies.</w:t>
+        <w:t xml:space="preserve">How does a country’s wealth relate to the health of its population? This report</w:t>
+      </w:r>
+      <w:r>
+        <w:t xml:space="preserve"> </w:t>
+      </w:r>
+      <w:r>
+        <w:t xml:space="preserve">examines the cross-country relationship between income and life expectancy using</w:t>
+      </w:r>
+      <w:r>
+        <w:t xml:space="preserve"> </w:t>
+      </w:r>
+      <w:r>
+        <w:t xml:space="preserve">data from the</w:t>
+      </w:r>
+      <w:r>
+        <w:t xml:space="preserve"> </w:t>
+      </w:r>
+      <w:r>
+        <w:rPr>
+          <w:rStyle w:val="VerbatimChar"/>
+        </w:rPr>
+        <w:t xml:space="preserve">gapminder</w:t>
+      </w:r>
+      <w:r>
+        <w:t xml:space="preserve"> </w:t>
+      </w:r>
+      <w:r>
+        <w:t xml:space="preserve">package. The relationship between income and life</w:t>
+      </w:r>
+      <w:r>
+        <w:t xml:space="preserve"> </w:t>
+      </w:r>
+      <w:r>
+        <w:t xml:space="preserve">expectancy was first systematically documented by</w:t>
+      </w:r>
+      <w:r>
+        <w:t xml:space="preserve"> </w:t>
+      </w:r>
+      <w:r>
+        <w:t xml:space="preserve">Preston (1975)</w:t>
+      </w:r>
+      <w:r>
+        <w:t xml:space="preserve">, who showed that</w:t>
+      </w:r>
+      <w:r>
+        <w:t xml:space="preserve"> </w:t>
+      </w:r>
+      <w:r>
+        <w:t xml:space="preserve">richer countries tend to have substantially longer life expectancy — a pattern</w:t>
+      </w:r>
+      <w:r>
+        <w:t xml:space="preserve"> </w:t>
+      </w:r>
+      <w:r>
+        <w:t xml:space="preserve">now known as the</w:t>
+      </w:r>
+      <w:r>
+        <w:t xml:space="preserve"> </w:t>
+      </w:r>
+      <w:r>
+        <w:rPr>
+          <w:i/>
+          <w:iCs/>
+        </w:rPr>
+        <w:t xml:space="preserve">Preston curve</w:t>
+      </w:r>
+      <w:r>
+        <w:t xml:space="preserve">.</w:t>
       </w:r>
     </w:p>
     <w:p>
@@ -100,41 +141,29 @@
         <w:pStyle w:val="BodyText"/>
       </w:pPr>
       <w:r>
-        <w:t xml:space="preserve">As discussed in</w:t>
-      </w:r>
-      <w:r>
-        <w:t xml:space="preserve"> </w:t>
-      </w:r>
-      <w:r>
-        <w:t xml:space="preserve">Békés and Kézdi (2021)</w:t>
-      </w:r>
-      <w:r>
-        <w:t xml:space="preserve">, regression analysis allows us to estimate the</w:t>
-      </w:r>
-      <w:r>
-        <w:t xml:space="preserve"> </w:t>
-      </w:r>
-      <w:r>
-        <w:t xml:space="preserve">average association between two variables while holding other factors constant.</w:t>
-      </w:r>
-      <w:r>
-        <w:t xml:space="preserve"> </w:t>
-      </w:r>
-      <w:r>
-        <w:t xml:space="preserve">For a formal econometric treatment of these methods, see</w:t>
-      </w:r>
-      <w:r>
-        <w:t xml:space="preserve"> </w:t>
-      </w:r>
-      <w:r>
-        <w:t xml:space="preserve">Wooldridge (2020)</w:t>
-      </w:r>
-      <w:r>
-        <w:t xml:space="preserve">.</w:t>
+        <w:t xml:space="preserve">Understanding this relationship matters for international business: companies</w:t>
+      </w:r>
+      <w:r>
+        <w:t xml:space="preserve"> </w:t>
+      </w:r>
+      <w:r>
+        <w:t xml:space="preserve">expanding into lower-income markets face very different consumer health profiles,</w:t>
+      </w:r>
+      <w:r>
+        <w:t xml:space="preserve"> </w:t>
+      </w:r>
+      <w:r>
+        <w:t xml:space="preserve">healthcare costs, and workforce productivity than those operating in wealthy</w:t>
+      </w:r>
+      <w:r>
+        <w:t xml:space="preserve"> </w:t>
+      </w:r>
+      <w:r>
+        <w:t xml:space="preserve">economies.</w:t>
       </w:r>
     </w:p>
-    <w:bookmarkEnd w:id="20"/>
-    <w:bookmarkStart w:id="21" w:name="data"/>
+    <w:bookmarkEnd w:id="9"/>
+    <w:bookmarkStart w:id="10" w:name="data"/>
     <w:p>
       <w:pPr>
         <w:pStyle w:val="Heading2"/>
@@ -148,70 +177,65 @@
         <w:pStyle w:val="FirstParagraph"/>
       </w:pPr>
       <w:r>
-        <w:t xml:space="preserve">The analysis uses data from the World Bank covering 182 countries in 2017.</w:t>
-      </w:r>
-      <w:r>
-        <w:t xml:space="preserve"> </w:t>
-      </w:r>
-      <w:r>
-        <w:t xml:space="preserve">The key variables are GDP per capita (in USD) and life expectancy at birth</w:t>
-      </w:r>
-      <w:r>
-        <w:t xml:space="preserve"> </w:t>
-      </w:r>
-      <w:r>
-        <w:t xml:space="preserve">(in years). The foundational empirical relationship between income and health</w:t>
-      </w:r>
-      <w:r>
-        <w:t xml:space="preserve"> </w:t>
-      </w:r>
-      <w:r>
-        <w:t xml:space="preserve">was documented by</w:t>
-      </w:r>
-      <w:r>
-        <w:t xml:space="preserve"> </w:t>
-      </w:r>
-      <w:r>
-        <w:t xml:space="preserve">Preston (1975)</w:t>
-      </w:r>
-      <w:r>
-        <w:t xml:space="preserve">.</w:t>
+        <w:t xml:space="preserve">The analysis uses data from the</w:t>
+      </w:r>
+      <w:r>
+        <w:t xml:space="preserve"> </w:t>
+      </w:r>
+      <w:r>
+        <w:rPr>
+          <w:rStyle w:val="VerbatimChar"/>
+        </w:rPr>
+        <w:t xml:space="preserve">gapminder</w:t>
+      </w:r>
+      <w:r>
+        <w:t xml:space="preserve"> </w:t>
+      </w:r>
+      <w:r>
+        <w:t xml:space="preserve">package</w:t>
+      </w:r>
+      <w:r>
+        <w:t xml:space="preserve"> </w:t>
+      </w:r>
+      <w:r>
+        <w:t xml:space="preserve">(Békés and Kézdi 2021)</w:t>
+      </w:r>
+      <w:r>
+        <w:t xml:space="preserve">, which</w:t>
+      </w:r>
+      <w:r>
+        <w:t xml:space="preserve"> </w:t>
+      </w:r>
+      <w:r>
+        <w:t xml:space="preserve">provides information on GDP per capita, life expectancy, and population for</w:t>
+      </w:r>
+      <w:r>
+        <w:t xml:space="preserve"> </w:t>
+      </w:r>
+      <w:r>
+        <w:t xml:space="preserve">142 countries observed at five-year intervals from 1952 to 2007. We focus on</w:t>
+      </w:r>
+      <w:r>
+        <w:t xml:space="preserve"> </w:t>
+      </w:r>
+      <w:r>
+        <w:t xml:space="preserve">the 2007 cross-section — the most recent year in the dataset — to examine the</w:t>
+      </w:r>
+      <w:r>
+        <w:t xml:space="preserve"> </w:t>
+      </w:r>
+      <w:r>
+        <w:t xml:space="preserve">contemporary income–health relationship.</w:t>
       </w:r>
     </w:p>
-    <w:bookmarkEnd w:id="21"/>
-    <w:bookmarkStart w:id="26" w:name="results"/>
+    <w:bookmarkEnd w:id="10"/>
+    <w:bookmarkStart w:id="19" w:name="analysis"/>
     <w:p>
       <w:pPr>
         <w:pStyle w:val="Heading2"/>
       </w:pPr>
       <w:r>
-        <w:t xml:space="preserve">3 Results</w:t>
-      </w:r>
-    </w:p>
-    <w:p>
-      <w:pPr>
-        <w:pStyle w:val="FirstParagraph"/>
-      </w:pPr>
-      <w:r>
-        <w:t xml:space="preserve">The main finding from the literature is that richer countries tend to have</w:t>
-      </w:r>
-      <w:r>
-        <w:t xml:space="preserve"> </w:t>
-      </w:r>
-      <w:r>
-        <w:t xml:space="preserve">higher life expectancy — but the relationship is non-linear: gains in life</w:t>
-      </w:r>
-      <w:r>
-        <w:t xml:space="preserve"> </w:t>
-      </w:r>
-      <w:r>
-        <w:t xml:space="preserve">expectancy per additional dollar of income shrink as countries become wealthier.</w:t>
-      </w:r>
-      <w:r>
-        <w:t xml:space="preserve"> </w:t>
-      </w:r>
-      <w:r>
-        <w:t xml:space="preserve">A log transformation of GDP per capita helps capture this pattern.</w:t>
+        <w:t xml:space="preserve">3 Analysis</w:t>
       </w:r>
     </w:p>
     <w:p>
@@ -230,120 +254,488 @@
         </w:rPr>
         <w:t xml:space="preserve">(tidyverse)</w:t>
       </w:r>
-    </w:p>
-    <w:p>
-      <w:pPr>
-        <w:pStyle w:val="SourceCode"/>
-      </w:pPr>
-      <w:r>
-        <w:rPr>
-          <w:rStyle w:val="VerbatimChar"/>
-        </w:rPr>
-        <w:t xml:space="preserve">── Attaching core tidyverse packages ──────────────────────── tidyverse 2.0.0 ──</w:t>
-      </w:r>
       <w:r>
         <w:br/>
       </w:r>
       <w:r>
         <w:rPr>
-          <w:rStyle w:val="VerbatimChar"/>
-        </w:rPr>
-        <w:t xml:space="preserve">✔ dplyr     1.1.4     ✔ readr     2.1.5</w:t>
+          <w:rStyle w:val="FunctionTok"/>
+        </w:rPr>
+        <w:t xml:space="preserve">library</w:t>
+      </w:r>
+      <w:r>
+        <w:rPr>
+          <w:rStyle w:val="NormalTok"/>
+        </w:rPr>
+        <w:t xml:space="preserve">(gapminder)</w:t>
       </w:r>
       <w:r>
         <w:br/>
       </w:r>
       <w:r>
-        <w:rPr>
-          <w:rStyle w:val="VerbatimChar"/>
-        </w:rPr>
-        <w:t xml:space="preserve">✔ forcats   1.0.0     ✔ stringr   1.5.1</w:t>
-      </w:r>
-      <w:r>
         <w:br/>
       </w:r>
       <w:r>
         <w:rPr>
-          <w:rStyle w:val="VerbatimChar"/>
-        </w:rPr>
-        <w:t xml:space="preserve">✔ ggplot2   3.5.2     ✔ tibble    3.2.1</w:t>
+          <w:rStyle w:val="NormalTok"/>
+        </w:rPr>
+        <w:t xml:space="preserve">gapminder </w:t>
+      </w:r>
+      <w:r>
+        <w:rPr>
+          <w:rStyle w:val="SpecialCharTok"/>
+        </w:rPr>
+        <w:t xml:space="preserve">|&gt;</w:t>
       </w:r>
       <w:r>
         <w:br/>
       </w:r>
       <w:r>
         <w:rPr>
-          <w:rStyle w:val="VerbatimChar"/>
-        </w:rPr>
-        <w:t xml:space="preserve">✔ lubridate 1.9.4     ✔ tidyr     1.3.1</w:t>
+          <w:rStyle w:val="NormalTok"/>
+        </w:rPr>
+        <w:t xml:space="preserve">  </w:t>
+      </w:r>
+      <w:r>
+        <w:rPr>
+          <w:rStyle w:val="FunctionTok"/>
+        </w:rPr>
+        <w:t xml:space="preserve">filter</w:t>
+      </w:r>
+      <w:r>
+        <w:rPr>
+          <w:rStyle w:val="NormalTok"/>
+        </w:rPr>
+        <w:t xml:space="preserve">(year </w:t>
+      </w:r>
+      <w:r>
+        <w:rPr>
+          <w:rStyle w:val="SpecialCharTok"/>
+        </w:rPr>
+        <w:t xml:space="preserve">==</w:t>
+      </w:r>
+      <w:r>
+        <w:rPr>
+          <w:rStyle w:val="NormalTok"/>
+        </w:rPr>
+        <w:t xml:space="preserve"> </w:t>
+      </w:r>
+      <w:r>
+        <w:rPr>
+          <w:rStyle w:val="DecValTok"/>
+        </w:rPr>
+        <w:t xml:space="preserve">2007</w:t>
+      </w:r>
+      <w:r>
+        <w:rPr>
+          <w:rStyle w:val="NormalTok"/>
+        </w:rPr>
+        <w:t xml:space="preserve">) </w:t>
+      </w:r>
+      <w:r>
+        <w:rPr>
+          <w:rStyle w:val="SpecialCharTok"/>
+        </w:rPr>
+        <w:t xml:space="preserve">|&gt;</w:t>
       </w:r>
       <w:r>
         <w:br/>
       </w:r>
       <w:r>
         <w:rPr>
-          <w:rStyle w:val="VerbatimChar"/>
-        </w:rPr>
-        <w:t xml:space="preserve">✔ purrr     1.0.4     </w:t>
+          <w:rStyle w:val="NormalTok"/>
+        </w:rPr>
+        <w:t xml:space="preserve">  </w:t>
+      </w:r>
+      <w:r>
+        <w:rPr>
+          <w:rStyle w:val="FunctionTok"/>
+        </w:rPr>
+        <w:t xml:space="preserve">ggplot</w:t>
+      </w:r>
+      <w:r>
+        <w:rPr>
+          <w:rStyle w:val="NormalTok"/>
+        </w:rPr>
+        <w:t xml:space="preserve">(</w:t>
+      </w:r>
+      <w:r>
+        <w:rPr>
+          <w:rStyle w:val="FunctionTok"/>
+        </w:rPr>
+        <w:t xml:space="preserve">aes</w:t>
+      </w:r>
+      <w:r>
+        <w:rPr>
+          <w:rStyle w:val="NormalTok"/>
+        </w:rPr>
+        <w:t xml:space="preserve">(</w:t>
+      </w:r>
+      <w:r>
+        <w:rPr>
+          <w:rStyle w:val="AttributeTok"/>
+        </w:rPr>
+        <w:t xml:space="preserve">x =</w:t>
+      </w:r>
+      <w:r>
+        <w:rPr>
+          <w:rStyle w:val="NormalTok"/>
+        </w:rPr>
+        <w:t xml:space="preserve"> gdpPercap, </w:t>
+      </w:r>
+      <w:r>
+        <w:rPr>
+          <w:rStyle w:val="AttributeTok"/>
+        </w:rPr>
+        <w:t xml:space="preserve">y =</w:t>
+      </w:r>
+      <w:r>
+        <w:rPr>
+          <w:rStyle w:val="NormalTok"/>
+        </w:rPr>
+        <w:t xml:space="preserve"> lifeExp, </w:t>
+      </w:r>
+      <w:r>
+        <w:rPr>
+          <w:rStyle w:val="AttributeTok"/>
+        </w:rPr>
+        <w:t xml:space="preserve">colour =</w:t>
+      </w:r>
+      <w:r>
+        <w:rPr>
+          <w:rStyle w:val="NormalTok"/>
+        </w:rPr>
+        <w:t xml:space="preserve"> continent, </w:t>
+      </w:r>
+      <w:r>
+        <w:rPr>
+          <w:rStyle w:val="AttributeTok"/>
+        </w:rPr>
+        <w:t xml:space="preserve">size =</w:t>
+      </w:r>
+      <w:r>
+        <w:rPr>
+          <w:rStyle w:val="NormalTok"/>
+        </w:rPr>
+        <w:t xml:space="preserve"> pop)) </w:t>
+      </w:r>
+      <w:r>
+        <w:rPr>
+          <w:rStyle w:val="SpecialCharTok"/>
+        </w:rPr>
+        <w:t xml:space="preserve">+</w:t>
       </w:r>
       <w:r>
         <w:br/>
       </w:r>
       <w:r>
         <w:rPr>
-          <w:rStyle w:val="VerbatimChar"/>
-        </w:rPr>
-        <w:t xml:space="preserve">── Conflicts ────────────────────────────────────────── tidyverse_conflicts() ──</w:t>
+          <w:rStyle w:val="NormalTok"/>
+        </w:rPr>
+        <w:t xml:space="preserve">  </w:t>
+      </w:r>
+      <w:r>
+        <w:rPr>
+          <w:rStyle w:val="FunctionTok"/>
+        </w:rPr>
+        <w:t xml:space="preserve">geom_point</w:t>
+      </w:r>
+      <w:r>
+        <w:rPr>
+          <w:rStyle w:val="NormalTok"/>
+        </w:rPr>
+        <w:t xml:space="preserve">(</w:t>
+      </w:r>
+      <w:r>
+        <w:rPr>
+          <w:rStyle w:val="AttributeTok"/>
+        </w:rPr>
+        <w:t xml:space="preserve">alpha =</w:t>
+      </w:r>
+      <w:r>
+        <w:rPr>
+          <w:rStyle w:val="NormalTok"/>
+        </w:rPr>
+        <w:t xml:space="preserve"> </w:t>
+      </w:r>
+      <w:r>
+        <w:rPr>
+          <w:rStyle w:val="FloatTok"/>
+        </w:rPr>
+        <w:t xml:space="preserve">0.7</w:t>
+      </w:r>
+      <w:r>
+        <w:rPr>
+          <w:rStyle w:val="NormalTok"/>
+        </w:rPr>
+        <w:t xml:space="preserve">) </w:t>
+      </w:r>
+      <w:r>
+        <w:rPr>
+          <w:rStyle w:val="SpecialCharTok"/>
+        </w:rPr>
+        <w:t xml:space="preserve">+</w:t>
       </w:r>
       <w:r>
         <w:br/>
       </w:r>
       <w:r>
         <w:rPr>
-          <w:rStyle w:val="VerbatimChar"/>
-        </w:rPr>
-        <w:t xml:space="preserve">✖ dplyr::filter() masks stats::filter()</w:t>
+          <w:rStyle w:val="NormalTok"/>
+        </w:rPr>
+        <w:t xml:space="preserve">  </w:t>
+      </w:r>
+      <w:r>
+        <w:rPr>
+          <w:rStyle w:val="FunctionTok"/>
+        </w:rPr>
+        <w:t xml:space="preserve">scale_x_log10</w:t>
+      </w:r>
+      <w:r>
+        <w:rPr>
+          <w:rStyle w:val="NormalTok"/>
+        </w:rPr>
+        <w:t xml:space="preserve">(</w:t>
+      </w:r>
+      <w:r>
+        <w:rPr>
+          <w:rStyle w:val="AttributeTok"/>
+        </w:rPr>
+        <w:t xml:space="preserve">labels =</w:t>
+      </w:r>
+      <w:r>
+        <w:rPr>
+          <w:rStyle w:val="NormalTok"/>
+        </w:rPr>
+        <w:t xml:space="preserve"> scales</w:t>
+      </w:r>
+      <w:r>
+        <w:rPr>
+          <w:rStyle w:val="SpecialCharTok"/>
+        </w:rPr>
+        <w:t xml:space="preserve">::</w:t>
+      </w:r>
+      <w:r>
+        <w:rPr>
+          <w:rStyle w:val="FunctionTok"/>
+        </w:rPr>
+        <w:t xml:space="preserve">label_comma</w:t>
+      </w:r>
+      <w:r>
+        <w:rPr>
+          <w:rStyle w:val="NormalTok"/>
+        </w:rPr>
+        <w:t xml:space="preserve">()) </w:t>
+      </w:r>
+      <w:r>
+        <w:rPr>
+          <w:rStyle w:val="SpecialCharTok"/>
+        </w:rPr>
+        <w:t xml:space="preserve">+</w:t>
       </w:r>
       <w:r>
         <w:br/>
       </w:r>
       <w:r>
         <w:rPr>
-          <w:rStyle w:val="VerbatimChar"/>
-        </w:rPr>
-        <w:t xml:space="preserve">✖ dplyr::lag()    masks stats::lag()</w:t>
+          <w:rStyle w:val="NormalTok"/>
+        </w:rPr>
+        <w:t xml:space="preserve">  </w:t>
+      </w:r>
+      <w:r>
+        <w:rPr>
+          <w:rStyle w:val="FunctionTok"/>
+        </w:rPr>
+        <w:t xml:space="preserve">labs</w:t>
+      </w:r>
+      <w:r>
+        <w:rPr>
+          <w:rStyle w:val="NormalTok"/>
+        </w:rPr>
+        <w:t xml:space="preserve">(</w:t>
       </w:r>
       <w:r>
         <w:br/>
       </w:r>
       <w:r>
         <w:rPr>
-          <w:rStyle w:val="VerbatimChar"/>
-        </w:rPr>
-        <w:t xml:space="preserve">ℹ Use the conflicted package (&lt;http://conflicted.r-lib.org/&gt;) to force all conflicts to become errors</w:t>
-      </w:r>
-    </w:p>
-    <w:p>
-      <w:pPr>
-        <w:pStyle w:val="SourceCode"/>
-      </w:pPr>
+          <w:rStyle w:val="NormalTok"/>
+        </w:rPr>
+        <w:t xml:space="preserve">    </w:t>
+      </w:r>
+      <w:r>
+        <w:rPr>
+          <w:rStyle w:val="AttributeTok"/>
+        </w:rPr>
+        <w:t xml:space="preserve">x      =</w:t>
+      </w:r>
+      <w:r>
+        <w:rPr>
+          <w:rStyle w:val="NormalTok"/>
+        </w:rPr>
+        <w:t xml:space="preserve"> </w:t>
+      </w:r>
+      <w:r>
+        <w:rPr>
+          <w:rStyle w:val="StringTok"/>
+        </w:rPr>
+        <w:t xml:space="preserve">"GDP per capita (USD, log scale)"</w:t>
+      </w:r>
+      <w:r>
+        <w:rPr>
+          <w:rStyle w:val="NormalTok"/>
+        </w:rPr>
+        <w:t xml:space="preserve">,</w:t>
+      </w:r>
+      <w:r>
+        <w:br/>
+      </w:r>
+      <w:r>
+        <w:rPr>
+          <w:rStyle w:val="NormalTok"/>
+        </w:rPr>
+        <w:t xml:space="preserve">    </w:t>
+      </w:r>
+      <w:r>
+        <w:rPr>
+          <w:rStyle w:val="AttributeTok"/>
+        </w:rPr>
+        <w:t xml:space="preserve">y      =</w:t>
+      </w:r>
+      <w:r>
+        <w:rPr>
+          <w:rStyle w:val="NormalTok"/>
+        </w:rPr>
+        <w:t xml:space="preserve"> </w:t>
+      </w:r>
+      <w:r>
+        <w:rPr>
+          <w:rStyle w:val="StringTok"/>
+        </w:rPr>
+        <w:t xml:space="preserve">"Life expectancy (years)"</w:t>
+      </w:r>
+      <w:r>
+        <w:rPr>
+          <w:rStyle w:val="NormalTok"/>
+        </w:rPr>
+        <w:t xml:space="preserve">,</w:t>
+      </w:r>
+      <w:r>
+        <w:br/>
+      </w:r>
+      <w:r>
+        <w:rPr>
+          <w:rStyle w:val="NormalTok"/>
+        </w:rPr>
+        <w:t xml:space="preserve">    </w:t>
+      </w:r>
+      <w:r>
+        <w:rPr>
+          <w:rStyle w:val="AttributeTok"/>
+        </w:rPr>
+        <w:t xml:space="preserve">colour =</w:t>
+      </w:r>
+      <w:r>
+        <w:rPr>
+          <w:rStyle w:val="NormalTok"/>
+        </w:rPr>
+        <w:t xml:space="preserve"> </w:t>
+      </w:r>
+      <w:r>
+        <w:rPr>
+          <w:rStyle w:val="StringTok"/>
+        </w:rPr>
+        <w:t xml:space="preserve">"Continent"</w:t>
+      </w:r>
+      <w:r>
+        <w:rPr>
+          <w:rStyle w:val="NormalTok"/>
+        </w:rPr>
+        <w:t xml:space="preserve">,</w:t>
+      </w:r>
+      <w:r>
+        <w:br/>
+      </w:r>
+      <w:r>
+        <w:rPr>
+          <w:rStyle w:val="NormalTok"/>
+        </w:rPr>
+        <w:t xml:space="preserve">    </w:t>
+      </w:r>
+      <w:r>
+        <w:rPr>
+          <w:rStyle w:val="AttributeTok"/>
+        </w:rPr>
+        <w:t xml:space="preserve">size   =</w:t>
+      </w:r>
+      <w:r>
+        <w:rPr>
+          <w:rStyle w:val="NormalTok"/>
+        </w:rPr>
+        <w:t xml:space="preserve"> </w:t>
+      </w:r>
+      <w:r>
+        <w:rPr>
+          <w:rStyle w:val="StringTok"/>
+        </w:rPr>
+        <w:t xml:space="preserve">"Population"</w:t>
+      </w:r>
+      <w:r>
+        <w:br/>
+      </w:r>
+      <w:r>
+        <w:rPr>
+          <w:rStyle w:val="NormalTok"/>
+        </w:rPr>
+        <w:t xml:space="preserve">  ) </w:t>
+      </w:r>
+      <w:r>
+        <w:rPr>
+          <w:rStyle w:val="SpecialCharTok"/>
+        </w:rPr>
+        <w:t xml:space="preserve">+</w:t>
+      </w:r>
+      <w:r>
+        <w:br/>
+      </w:r>
+      <w:r>
+        <w:rPr>
+          <w:rStyle w:val="NormalTok"/>
+        </w:rPr>
+        <w:t xml:space="preserve">  </w:t>
+      </w:r>
       <w:r>
         <w:rPr>
           <w:rStyle w:val="FunctionTok"/>
         </w:rPr>
-        <w:t xml:space="preserve">ggplot</w:t>
-      </w:r>
-      <w:r>
-        <w:rPr>
-          <w:rStyle w:val="NormalTok"/>
-        </w:rPr>
-        <w:t xml:space="preserve">(mpg, </w:t>
+        <w:t xml:space="preserve">theme_minimal</w:t>
+      </w:r>
+      <w:r>
+        <w:rPr>
+          <w:rStyle w:val="NormalTok"/>
+        </w:rPr>
+        <w:t xml:space="preserve">() </w:t>
+      </w:r>
+      <w:r>
+        <w:rPr>
+          <w:rStyle w:val="SpecialCharTok"/>
+        </w:rPr>
+        <w:t xml:space="preserve">+</w:t>
+      </w:r>
+      <w:r>
+        <w:br/>
+      </w:r>
+      <w:r>
+        <w:rPr>
+          <w:rStyle w:val="NormalTok"/>
+        </w:rPr>
+        <w:t xml:space="preserve">  </w:t>
       </w:r>
       <w:r>
         <w:rPr>
           <w:rStyle w:val="FunctionTok"/>
         </w:rPr>
-        <w:t xml:space="preserve">aes</w:t>
+        <w:t xml:space="preserve">theme</w:t>
       </w:r>
       <w:r>
         <w:rPr>
@@ -355,130 +747,7 @@
         <w:rPr>
           <w:rStyle w:val="AttributeTok"/>
         </w:rPr>
-        <w:t xml:space="preserve">x =</w:t>
-      </w:r>
-      <w:r>
-        <w:rPr>
-          <w:rStyle w:val="NormalTok"/>
-        </w:rPr>
-        <w:t xml:space="preserve"> displ, </w:t>
-      </w:r>
-      <w:r>
-        <w:rPr>
-          <w:rStyle w:val="AttributeTok"/>
-        </w:rPr>
-        <w:t xml:space="preserve">y =</w:t>
-      </w:r>
-      <w:r>
-        <w:rPr>
-          <w:rStyle w:val="NormalTok"/>
-        </w:rPr>
-        <w:t xml:space="preserve"> hwy, </w:t>
-      </w:r>
-      <w:r>
-        <w:rPr>
-          <w:rStyle w:val="AttributeTok"/>
-        </w:rPr>
-        <w:t xml:space="preserve">colour =</w:t>
-      </w:r>
-      <w:r>
-        <w:rPr>
-          <w:rStyle w:val="NormalTok"/>
-        </w:rPr>
-        <w:t xml:space="preserve"> class)) </w:t>
-      </w:r>
-      <w:r>
-        <w:rPr>
-          <w:rStyle w:val="SpecialCharTok"/>
-        </w:rPr>
-        <w:t xml:space="preserve">+</w:t>
-      </w:r>
-      <w:r>
-        <w:br/>
-      </w:r>
-      <w:r>
-        <w:rPr>
-          <w:rStyle w:val="NormalTok"/>
-        </w:rPr>
-        <w:t xml:space="preserve">  </w:t>
-      </w:r>
-      <w:r>
-        <w:rPr>
-          <w:rStyle w:val="FunctionTok"/>
-        </w:rPr>
-        <w:t xml:space="preserve">geom_point</w:t>
-      </w:r>
-      <w:r>
-        <w:rPr>
-          <w:rStyle w:val="NormalTok"/>
-        </w:rPr>
-        <w:t xml:space="preserve">(</w:t>
-      </w:r>
-      <w:r>
-        <w:rPr>
-          <w:rStyle w:val="AttributeTok"/>
-        </w:rPr>
-        <w:t xml:space="preserve">alpha =</w:t>
-      </w:r>
-      <w:r>
-        <w:rPr>
-          <w:rStyle w:val="NormalTok"/>
-        </w:rPr>
-        <w:t xml:space="preserve"> </w:t>
-      </w:r>
-      <w:r>
-        <w:rPr>
-          <w:rStyle w:val="FloatTok"/>
-        </w:rPr>
-        <w:t xml:space="preserve">0.7</w:t>
-      </w:r>
-      <w:r>
-        <w:rPr>
-          <w:rStyle w:val="NormalTok"/>
-        </w:rPr>
-        <w:t xml:space="preserve">) </w:t>
-      </w:r>
-      <w:r>
-        <w:rPr>
-          <w:rStyle w:val="SpecialCharTok"/>
-        </w:rPr>
-        <w:t xml:space="preserve">+</w:t>
-      </w:r>
-      <w:r>
-        <w:br/>
-      </w:r>
-      <w:r>
-        <w:rPr>
-          <w:rStyle w:val="NormalTok"/>
-        </w:rPr>
-        <w:t xml:space="preserve">  </w:t>
-      </w:r>
-      <w:r>
-        <w:rPr>
-          <w:rStyle w:val="FunctionTok"/>
-        </w:rPr>
-        <w:t xml:space="preserve">labs</w:t>
-      </w:r>
-      <w:r>
-        <w:rPr>
-          <w:rStyle w:val="NormalTok"/>
-        </w:rPr>
-        <w:t xml:space="preserve">(</w:t>
-      </w:r>
-      <w:r>
-        <w:br/>
-      </w:r>
-      <w:r>
-        <w:rPr>
-          <w:rStyle w:val="NormalTok"/>
-        </w:rPr>
-        <w:t xml:space="preserve">    </w:t>
-      </w:r>
-      <w:r>
-        <w:rPr>
-          <w:rStyle w:val="AttributeTok"/>
-        </w:rPr>
-        <w:t xml:space="preserve">x =</w:t>
+        <w:t xml:space="preserve">legend.position =</w:t>
       </w:r>
       <w:r>
         <w:rPr>
@@ -490,109 +759,13 @@
         <w:rPr>
           <w:rStyle w:val="StringTok"/>
         </w:rPr>
-        <w:t xml:space="preserve">"Engine displacement (litres)"</w:t>
-      </w:r>
-      <w:r>
-        <w:rPr>
-          <w:rStyle w:val="NormalTok"/>
-        </w:rPr>
-        <w:t xml:space="preserve">,</w:t>
-      </w:r>
-      <w:r>
-        <w:br/>
-      </w:r>
-      <w:r>
-        <w:rPr>
-          <w:rStyle w:val="NormalTok"/>
-        </w:rPr>
-        <w:t xml:space="preserve">    </w:t>
-      </w:r>
-      <w:r>
-        <w:rPr>
-          <w:rStyle w:val="AttributeTok"/>
-        </w:rPr>
-        <w:t xml:space="preserve">y =</w:t>
-      </w:r>
-      <w:r>
-        <w:rPr>
-          <w:rStyle w:val="NormalTok"/>
-        </w:rPr>
-        <w:t xml:space="preserve"> </w:t>
-      </w:r>
-      <w:r>
-        <w:rPr>
-          <w:rStyle w:val="StringTok"/>
-        </w:rPr>
-        <w:t xml:space="preserve">"Highway fuel economy (mpg)"</w:t>
-      </w:r>
-      <w:r>
-        <w:rPr>
-          <w:rStyle w:val="NormalTok"/>
-        </w:rPr>
-        <w:t xml:space="preserve">,</w:t>
-      </w:r>
-      <w:r>
-        <w:br/>
-      </w:r>
-      <w:r>
-        <w:rPr>
-          <w:rStyle w:val="NormalTok"/>
-        </w:rPr>
-        <w:t xml:space="preserve">    </w:t>
-      </w:r>
-      <w:r>
-        <w:rPr>
-          <w:rStyle w:val="AttributeTok"/>
-        </w:rPr>
-        <w:t xml:space="preserve">colour =</w:t>
-      </w:r>
-      <w:r>
-        <w:rPr>
-          <w:rStyle w:val="NormalTok"/>
-        </w:rPr>
-        <w:t xml:space="preserve"> </w:t>
-      </w:r>
-      <w:r>
-        <w:rPr>
-          <w:rStyle w:val="StringTok"/>
-        </w:rPr>
-        <w:t xml:space="preserve">"Vehicle class"</w:t>
-      </w:r>
-      <w:r>
-        <w:br/>
-      </w:r>
-      <w:r>
-        <w:rPr>
-          <w:rStyle w:val="NormalTok"/>
-        </w:rPr>
-        <w:t xml:space="preserve">  ) </w:t>
-      </w:r>
-      <w:r>
-        <w:rPr>
-          <w:rStyle w:val="SpecialCharTok"/>
-        </w:rPr>
-        <w:t xml:space="preserve">+</w:t>
-      </w:r>
-      <w:r>
-        <w:br/>
-      </w:r>
-      <w:r>
-        <w:rPr>
-          <w:rStyle w:val="NormalTok"/>
-        </w:rPr>
-        <w:t xml:space="preserve">  </w:t>
-      </w:r>
-      <w:r>
-        <w:rPr>
-          <w:rStyle w:val="FunctionTok"/>
-        </w:rPr>
-        <w:t xml:space="preserve">theme_minimal</w:t>
-      </w:r>
-      <w:r>
-        <w:rPr>
-          <w:rStyle w:val="NormalTok"/>
-        </w:rPr>
-        <w:t xml:space="preserve">()</w:t>
+        <w:t xml:space="preserve">"bottom"</w:t>
+      </w:r>
+      <w:r>
+        <w:rPr>
+          <w:rStyle w:val="NormalTok"/>
+        </w:rPr>
+        <w:t xml:space="preserve">)</w:t>
       </w:r>
     </w:p>
     <w:tbl>
@@ -608,7 +781,7 @@
       <w:tr>
         <w:tc>
           <w:tcPr/>
-          <w:bookmarkStart w:id="25" w:name="fig-example"/>
+          <w:bookmarkStart w:id="14" w:name="fig-gapminder"/>
           <w:p>
             <w:pPr>
               <w:pStyle w:val="Compact"/>
@@ -619,18 +792,18 @@
                 <wp:inline>
                   <wp:extent cx="5334000" cy="4267200"/>
                   <wp:effectExtent b="0" l="0" r="0" t="0"/>
-                  <wp:docPr descr="" title="" id="23" name="Picture"/>
+                  <wp:docPr descr="" title="" id="12" name="Picture"/>
                   <a:graphic>
                     <a:graphicData uri="http://schemas.openxmlformats.org/drawingml/2006/picture">
                       <pic:pic>
                         <pic:nvPicPr>
-                          <pic:cNvPr descr="solution_files/figure-docx/fig-example-1.png" id="24" name="Picture"/>
+                          <pic:cNvPr descr="solution_files/figure-docx/fig-gapminder-1.png" id="13" name="Picture"/>
                           <pic:cNvPicPr>
                             <a:picLocks noChangeArrowheads="1" noChangeAspect="1"/>
                           </pic:cNvPicPr>
                         </pic:nvPicPr>
                         <pic:blipFill>
-                          <a:blip r:embed="rId22"/>
+                          <a:blip r:embed="rId11"/>
                           <a:stretch>
                             <a:fillRect/>
                           </a:stretch>
@@ -667,15 +840,772 @@
               <w:pStyle w:val="ImageCaption"/>
             </w:pPr>
             <w:r>
-              <w:t xml:space="preserve">Figure 1: Engine displacement and fuel economy by vehicle class (mpg dataset).</w:t>
+              <w:t xml:space="preserve">Figure 1: GDP per capita and life expectancy across countries (2007). Bubble size reflects population size.</w:t>
             </w:r>
           </w:p>
-          <w:bookmarkEnd w:id="25"/>
+          <w:bookmarkEnd w:id="14"/>
         </w:tc>
       </w:tr>
     </w:tbl>
-    <w:bookmarkEnd w:id="26"/>
-    <w:bookmarkStart w:id="33" w:name="references"/>
+    <w:p>
+      <w:pPr>
+        <w:pStyle w:val="BodyText"/>
+      </w:pPr>
+      <w:hyperlink w:anchor="fig-gapminder">
+        <w:r>
+          <w:rPr>
+            <w:rStyle w:val="Hyperlink"/>
+          </w:rPr>
+          <w:t xml:space="preserve">Figure 1</w:t>
+        </w:r>
+      </w:hyperlink>
+      <w:r>
+        <w:t xml:space="preserve"> </w:t>
+      </w:r>
+      <w:r>
+        <w:t xml:space="preserve">shows a clear positive association: countries with higher GDP</w:t>
+      </w:r>
+      <w:r>
+        <w:t xml:space="preserve"> </w:t>
+      </w:r>
+      <w:r>
+        <w:t xml:space="preserve">per capita tend to have longer life expectancy. The x-axis uses a</w:t>
+      </w:r>
+      <w:r>
+        <w:t xml:space="preserve"> </w:t>
+      </w:r>
+      <w:r>
+        <w:rPr>
+          <w:b/>
+          <w:bCs/>
+        </w:rPr>
+        <w:t xml:space="preserve">log scale</w:t>
+      </w:r>
+      <w:r>
+        <w:t xml:space="preserve"> </w:t>
+      </w:r>
+      <w:r>
+        <w:t xml:space="preserve">because GDP per capita varies enormously across countries — on a log scale,</w:t>
+      </w:r>
+      <w:r>
+        <w:t xml:space="preserve"> </w:t>
+      </w:r>
+      <w:r>
+        <w:t xml:space="preserve">equal distances represent equal</w:t>
+      </w:r>
+      <w:r>
+        <w:t xml:space="preserve"> </w:t>
+      </w:r>
+      <w:r>
+        <w:rPr>
+          <w:i/>
+          <w:iCs/>
+        </w:rPr>
+        <w:t xml:space="preserve">percentage</w:t>
+      </w:r>
+      <w:r>
+        <w:t xml:space="preserve"> </w:t>
+      </w:r>
+      <w:r>
+        <w:t xml:space="preserve">differences, which makes the</w:t>
+      </w:r>
+      <w:r>
+        <w:t xml:space="preserve"> </w:t>
+      </w:r>
+      <w:r>
+        <w:t xml:space="preserve">comparison more meaningful.</w:t>
+      </w:r>
+    </w:p>
+    <w:p>
+      <w:pPr>
+        <w:pStyle w:val="BodyText"/>
+      </w:pPr>
+      <w:r>
+        <w:t xml:space="preserve">African countries (red) cluster in the lower-left quadrant — lower income and</w:t>
+      </w:r>
+      <w:r>
+        <w:t xml:space="preserve"> </w:t>
+      </w:r>
+      <w:r>
+        <w:t xml:space="preserve">shorter life expectancy — while European and Oceanian countries dominate the</w:t>
+      </w:r>
+      <w:r>
+        <w:t xml:space="preserve"> </w:t>
+      </w:r>
+      <w:r>
+        <w:t xml:space="preserve">upper-right. Asia shows the most heterogeneity: countries like Japan sit near</w:t>
+      </w:r>
+      <w:r>
+        <w:t xml:space="preserve"> </w:t>
+      </w:r>
+      <w:r>
+        <w:t xml:space="preserve">the top, while several lower-income Asian nations fall much lower. The</w:t>
+      </w:r>
+      <w:r>
+        <w:t xml:space="preserve"> </w:t>
+      </w:r>
+      <w:r>
+        <w:t xml:space="preserve">relationship is not perfectly tight: some countries have higher life expectancy</w:t>
+      </w:r>
+      <w:r>
+        <w:t xml:space="preserve"> </w:t>
+      </w:r>
+      <w:r>
+        <w:t xml:space="preserve">than their income level alone would predict, reflecting differences in health</w:t>
+      </w:r>
+      <w:r>
+        <w:t xml:space="preserve"> </w:t>
+      </w:r>
+      <w:r>
+        <w:t xml:space="preserve">systems, diet, and geography.</w:t>
+      </w:r>
+    </w:p>
+    <w:p>
+      <w:pPr>
+        <w:pStyle w:val="SourceCode"/>
+      </w:pPr>
+      <w:r>
+        <w:rPr>
+          <w:rStyle w:val="NormalTok"/>
+        </w:rPr>
+        <w:t xml:space="preserve">gapminder </w:t>
+      </w:r>
+      <w:r>
+        <w:rPr>
+          <w:rStyle w:val="SpecialCharTok"/>
+        </w:rPr>
+        <w:t xml:space="preserve">|&gt;</w:t>
+      </w:r>
+      <w:r>
+        <w:br/>
+      </w:r>
+      <w:r>
+        <w:rPr>
+          <w:rStyle w:val="NormalTok"/>
+        </w:rPr>
+        <w:t xml:space="preserve">  </w:t>
+      </w:r>
+      <w:r>
+        <w:rPr>
+          <w:rStyle w:val="FunctionTok"/>
+        </w:rPr>
+        <w:t xml:space="preserve">filter</w:t>
+      </w:r>
+      <w:r>
+        <w:rPr>
+          <w:rStyle w:val="NormalTok"/>
+        </w:rPr>
+        <w:t xml:space="preserve">(year </w:t>
+      </w:r>
+      <w:r>
+        <w:rPr>
+          <w:rStyle w:val="SpecialCharTok"/>
+        </w:rPr>
+        <w:t xml:space="preserve">==</w:t>
+      </w:r>
+      <w:r>
+        <w:rPr>
+          <w:rStyle w:val="NormalTok"/>
+        </w:rPr>
+        <w:t xml:space="preserve"> </w:t>
+      </w:r>
+      <w:r>
+        <w:rPr>
+          <w:rStyle w:val="DecValTok"/>
+        </w:rPr>
+        <w:t xml:space="preserve">1952</w:t>
+      </w:r>
+      <w:r>
+        <w:rPr>
+          <w:rStyle w:val="NormalTok"/>
+        </w:rPr>
+        <w:t xml:space="preserve">) </w:t>
+      </w:r>
+      <w:r>
+        <w:rPr>
+          <w:rStyle w:val="SpecialCharTok"/>
+        </w:rPr>
+        <w:t xml:space="preserve">|&gt;</w:t>
+      </w:r>
+      <w:r>
+        <w:br/>
+      </w:r>
+      <w:r>
+        <w:rPr>
+          <w:rStyle w:val="NormalTok"/>
+        </w:rPr>
+        <w:t xml:space="preserve">  </w:t>
+      </w:r>
+      <w:r>
+        <w:rPr>
+          <w:rStyle w:val="FunctionTok"/>
+        </w:rPr>
+        <w:t xml:space="preserve">ggplot</w:t>
+      </w:r>
+      <w:r>
+        <w:rPr>
+          <w:rStyle w:val="NormalTok"/>
+        </w:rPr>
+        <w:t xml:space="preserve">(</w:t>
+      </w:r>
+      <w:r>
+        <w:rPr>
+          <w:rStyle w:val="FunctionTok"/>
+        </w:rPr>
+        <w:t xml:space="preserve">aes</w:t>
+      </w:r>
+      <w:r>
+        <w:rPr>
+          <w:rStyle w:val="NormalTok"/>
+        </w:rPr>
+        <w:t xml:space="preserve">(</w:t>
+      </w:r>
+      <w:r>
+        <w:rPr>
+          <w:rStyle w:val="AttributeTok"/>
+        </w:rPr>
+        <w:t xml:space="preserve">x =</w:t>
+      </w:r>
+      <w:r>
+        <w:rPr>
+          <w:rStyle w:val="NormalTok"/>
+        </w:rPr>
+        <w:t xml:space="preserve"> gdpPercap, </w:t>
+      </w:r>
+      <w:r>
+        <w:rPr>
+          <w:rStyle w:val="AttributeTok"/>
+        </w:rPr>
+        <w:t xml:space="preserve">y =</w:t>
+      </w:r>
+      <w:r>
+        <w:rPr>
+          <w:rStyle w:val="NormalTok"/>
+        </w:rPr>
+        <w:t xml:space="preserve"> lifeExp, </w:t>
+      </w:r>
+      <w:r>
+        <w:rPr>
+          <w:rStyle w:val="AttributeTok"/>
+        </w:rPr>
+        <w:t xml:space="preserve">colour =</w:t>
+      </w:r>
+      <w:r>
+        <w:rPr>
+          <w:rStyle w:val="NormalTok"/>
+        </w:rPr>
+        <w:t xml:space="preserve"> continent, </w:t>
+      </w:r>
+      <w:r>
+        <w:rPr>
+          <w:rStyle w:val="AttributeTok"/>
+        </w:rPr>
+        <w:t xml:space="preserve">size =</w:t>
+      </w:r>
+      <w:r>
+        <w:rPr>
+          <w:rStyle w:val="NormalTok"/>
+        </w:rPr>
+        <w:t xml:space="preserve"> pop)) </w:t>
+      </w:r>
+      <w:r>
+        <w:rPr>
+          <w:rStyle w:val="SpecialCharTok"/>
+        </w:rPr>
+        <w:t xml:space="preserve">+</w:t>
+      </w:r>
+      <w:r>
+        <w:br/>
+      </w:r>
+      <w:r>
+        <w:rPr>
+          <w:rStyle w:val="NormalTok"/>
+        </w:rPr>
+        <w:t xml:space="preserve">  </w:t>
+      </w:r>
+      <w:r>
+        <w:rPr>
+          <w:rStyle w:val="FunctionTok"/>
+        </w:rPr>
+        <w:t xml:space="preserve">geom_point</w:t>
+      </w:r>
+      <w:r>
+        <w:rPr>
+          <w:rStyle w:val="NormalTok"/>
+        </w:rPr>
+        <w:t xml:space="preserve">(</w:t>
+      </w:r>
+      <w:r>
+        <w:rPr>
+          <w:rStyle w:val="AttributeTok"/>
+        </w:rPr>
+        <w:t xml:space="preserve">alpha =</w:t>
+      </w:r>
+      <w:r>
+        <w:rPr>
+          <w:rStyle w:val="NormalTok"/>
+        </w:rPr>
+        <w:t xml:space="preserve"> </w:t>
+      </w:r>
+      <w:r>
+        <w:rPr>
+          <w:rStyle w:val="FloatTok"/>
+        </w:rPr>
+        <w:t xml:space="preserve">0.7</w:t>
+      </w:r>
+      <w:r>
+        <w:rPr>
+          <w:rStyle w:val="NormalTok"/>
+        </w:rPr>
+        <w:t xml:space="preserve">) </w:t>
+      </w:r>
+      <w:r>
+        <w:rPr>
+          <w:rStyle w:val="SpecialCharTok"/>
+        </w:rPr>
+        <w:t xml:space="preserve">+</w:t>
+      </w:r>
+      <w:r>
+        <w:br/>
+      </w:r>
+      <w:r>
+        <w:rPr>
+          <w:rStyle w:val="NormalTok"/>
+        </w:rPr>
+        <w:t xml:space="preserve">  </w:t>
+      </w:r>
+      <w:r>
+        <w:rPr>
+          <w:rStyle w:val="FunctionTok"/>
+        </w:rPr>
+        <w:t xml:space="preserve">scale_x_log10</w:t>
+      </w:r>
+      <w:r>
+        <w:rPr>
+          <w:rStyle w:val="NormalTok"/>
+        </w:rPr>
+        <w:t xml:space="preserve">(</w:t>
+      </w:r>
+      <w:r>
+        <w:rPr>
+          <w:rStyle w:val="AttributeTok"/>
+        </w:rPr>
+        <w:t xml:space="preserve">labels =</w:t>
+      </w:r>
+      <w:r>
+        <w:rPr>
+          <w:rStyle w:val="NormalTok"/>
+        </w:rPr>
+        <w:t xml:space="preserve"> scales</w:t>
+      </w:r>
+      <w:r>
+        <w:rPr>
+          <w:rStyle w:val="SpecialCharTok"/>
+        </w:rPr>
+        <w:t xml:space="preserve">::</w:t>
+      </w:r>
+      <w:r>
+        <w:rPr>
+          <w:rStyle w:val="FunctionTok"/>
+        </w:rPr>
+        <w:t xml:space="preserve">label_comma</w:t>
+      </w:r>
+      <w:r>
+        <w:rPr>
+          <w:rStyle w:val="NormalTok"/>
+        </w:rPr>
+        <w:t xml:space="preserve">()) </w:t>
+      </w:r>
+      <w:r>
+        <w:rPr>
+          <w:rStyle w:val="SpecialCharTok"/>
+        </w:rPr>
+        <w:t xml:space="preserve">+</w:t>
+      </w:r>
+      <w:r>
+        <w:br/>
+      </w:r>
+      <w:r>
+        <w:rPr>
+          <w:rStyle w:val="NormalTok"/>
+        </w:rPr>
+        <w:t xml:space="preserve">  </w:t>
+      </w:r>
+      <w:r>
+        <w:rPr>
+          <w:rStyle w:val="FunctionTok"/>
+        </w:rPr>
+        <w:t xml:space="preserve">labs</w:t>
+      </w:r>
+      <w:r>
+        <w:rPr>
+          <w:rStyle w:val="NormalTok"/>
+        </w:rPr>
+        <w:t xml:space="preserve">(</w:t>
+      </w:r>
+      <w:r>
+        <w:br/>
+      </w:r>
+      <w:r>
+        <w:rPr>
+          <w:rStyle w:val="NormalTok"/>
+        </w:rPr>
+        <w:t xml:space="preserve">    </w:t>
+      </w:r>
+      <w:r>
+        <w:rPr>
+          <w:rStyle w:val="AttributeTok"/>
+        </w:rPr>
+        <w:t xml:space="preserve">x      =</w:t>
+      </w:r>
+      <w:r>
+        <w:rPr>
+          <w:rStyle w:val="NormalTok"/>
+        </w:rPr>
+        <w:t xml:space="preserve"> </w:t>
+      </w:r>
+      <w:r>
+        <w:rPr>
+          <w:rStyle w:val="StringTok"/>
+        </w:rPr>
+        <w:t xml:space="preserve">"GDP per capita (USD, log scale)"</w:t>
+      </w:r>
+      <w:r>
+        <w:rPr>
+          <w:rStyle w:val="NormalTok"/>
+        </w:rPr>
+        <w:t xml:space="preserve">,</w:t>
+      </w:r>
+      <w:r>
+        <w:br/>
+      </w:r>
+      <w:r>
+        <w:rPr>
+          <w:rStyle w:val="NormalTok"/>
+        </w:rPr>
+        <w:t xml:space="preserve">    </w:t>
+      </w:r>
+      <w:r>
+        <w:rPr>
+          <w:rStyle w:val="AttributeTok"/>
+        </w:rPr>
+        <w:t xml:space="preserve">y      =</w:t>
+      </w:r>
+      <w:r>
+        <w:rPr>
+          <w:rStyle w:val="NormalTok"/>
+        </w:rPr>
+        <w:t xml:space="preserve"> </w:t>
+      </w:r>
+      <w:r>
+        <w:rPr>
+          <w:rStyle w:val="StringTok"/>
+        </w:rPr>
+        <w:t xml:space="preserve">"Life expectancy (years)"</w:t>
+      </w:r>
+      <w:r>
+        <w:rPr>
+          <w:rStyle w:val="NormalTok"/>
+        </w:rPr>
+        <w:t xml:space="preserve">,</w:t>
+      </w:r>
+      <w:r>
+        <w:br/>
+      </w:r>
+      <w:r>
+        <w:rPr>
+          <w:rStyle w:val="NormalTok"/>
+        </w:rPr>
+        <w:t xml:space="preserve">    </w:t>
+      </w:r>
+      <w:r>
+        <w:rPr>
+          <w:rStyle w:val="AttributeTok"/>
+        </w:rPr>
+        <w:t xml:space="preserve">colour =</w:t>
+      </w:r>
+      <w:r>
+        <w:rPr>
+          <w:rStyle w:val="NormalTok"/>
+        </w:rPr>
+        <w:t xml:space="preserve"> </w:t>
+      </w:r>
+      <w:r>
+        <w:rPr>
+          <w:rStyle w:val="StringTok"/>
+        </w:rPr>
+        <w:t xml:space="preserve">"Continent"</w:t>
+      </w:r>
+      <w:r>
+        <w:rPr>
+          <w:rStyle w:val="NormalTok"/>
+        </w:rPr>
+        <w:t xml:space="preserve">,</w:t>
+      </w:r>
+      <w:r>
+        <w:br/>
+      </w:r>
+      <w:r>
+        <w:rPr>
+          <w:rStyle w:val="NormalTok"/>
+        </w:rPr>
+        <w:t xml:space="preserve">    </w:t>
+      </w:r>
+      <w:r>
+        <w:rPr>
+          <w:rStyle w:val="AttributeTok"/>
+        </w:rPr>
+        <w:t xml:space="preserve">size   =</w:t>
+      </w:r>
+      <w:r>
+        <w:rPr>
+          <w:rStyle w:val="NormalTok"/>
+        </w:rPr>
+        <w:t xml:space="preserve"> </w:t>
+      </w:r>
+      <w:r>
+        <w:rPr>
+          <w:rStyle w:val="StringTok"/>
+        </w:rPr>
+        <w:t xml:space="preserve">"Population"</w:t>
+      </w:r>
+      <w:r>
+        <w:br/>
+      </w:r>
+      <w:r>
+        <w:rPr>
+          <w:rStyle w:val="NormalTok"/>
+        </w:rPr>
+        <w:t xml:space="preserve">  ) </w:t>
+      </w:r>
+      <w:r>
+        <w:rPr>
+          <w:rStyle w:val="SpecialCharTok"/>
+        </w:rPr>
+        <w:t xml:space="preserve">+</w:t>
+      </w:r>
+      <w:r>
+        <w:br/>
+      </w:r>
+      <w:r>
+        <w:rPr>
+          <w:rStyle w:val="NormalTok"/>
+        </w:rPr>
+        <w:t xml:space="preserve">  </w:t>
+      </w:r>
+      <w:r>
+        <w:rPr>
+          <w:rStyle w:val="FunctionTok"/>
+        </w:rPr>
+        <w:t xml:space="preserve">theme_minimal</w:t>
+      </w:r>
+      <w:r>
+        <w:rPr>
+          <w:rStyle w:val="NormalTok"/>
+        </w:rPr>
+        <w:t xml:space="preserve">() </w:t>
+      </w:r>
+      <w:r>
+        <w:rPr>
+          <w:rStyle w:val="SpecialCharTok"/>
+        </w:rPr>
+        <w:t xml:space="preserve">+</w:t>
+      </w:r>
+      <w:r>
+        <w:br/>
+      </w:r>
+      <w:r>
+        <w:rPr>
+          <w:rStyle w:val="NormalTok"/>
+        </w:rPr>
+        <w:t xml:space="preserve">  </w:t>
+      </w:r>
+      <w:r>
+        <w:rPr>
+          <w:rStyle w:val="FunctionTok"/>
+        </w:rPr>
+        <w:t xml:space="preserve">theme</w:t>
+      </w:r>
+      <w:r>
+        <w:rPr>
+          <w:rStyle w:val="NormalTok"/>
+        </w:rPr>
+        <w:t xml:space="preserve">(</w:t>
+      </w:r>
+      <w:r>
+        <w:rPr>
+          <w:rStyle w:val="AttributeTok"/>
+        </w:rPr>
+        <w:t xml:space="preserve">legend.position =</w:t>
+      </w:r>
+      <w:r>
+        <w:rPr>
+          <w:rStyle w:val="NormalTok"/>
+        </w:rPr>
+        <w:t xml:space="preserve"> </w:t>
+      </w:r>
+      <w:r>
+        <w:rPr>
+          <w:rStyle w:val="StringTok"/>
+        </w:rPr>
+        <w:t xml:space="preserve">"bottom"</w:t>
+      </w:r>
+      <w:r>
+        <w:rPr>
+          <w:rStyle w:val="NormalTok"/>
+        </w:rPr>
+        <w:t xml:space="preserve">)</w:t>
+      </w:r>
+    </w:p>
+    <w:tbl>
+      <w:tblPr>
+        <w:tblStyle w:val="Table"/>
+        <w:tblW w:type="pct" w:w="5000"/>
+        <w:tblLayout w:type="fixed"/>
+        <w:tblLook w:firstRow="0" w:lastRow="0" w:firstColumn="0" w:lastColumn="0" w:noHBand="0" w:noVBand="0" w:val="0000"/>
+      </w:tblPr>
+      <w:tblGrid>
+        <w:gridCol w:w="7920"/>
+      </w:tblGrid>
+      <w:tr>
+        <w:tc>
+          <w:tcPr/>
+          <w:bookmarkStart w:id="18" w:name="fig-gapminder-1952"/>
+          <w:p>
+            <w:pPr>
+              <w:pStyle w:val="Compact"/>
+              <w:jc w:val="center"/>
+            </w:pPr>
+            <w:r>
+              <w:drawing>
+                <wp:inline>
+                  <wp:extent cx="5334000" cy="4267200"/>
+                  <wp:effectExtent b="0" l="0" r="0" t="0"/>
+                  <wp:docPr descr="" title="" id="16" name="Picture"/>
+                  <a:graphic>
+                    <a:graphicData uri="http://schemas.openxmlformats.org/drawingml/2006/picture">
+                      <pic:pic>
+                        <pic:nvPicPr>
+                          <pic:cNvPr descr="solution_files/figure-docx/fig-gapminder-1952-1.png" id="17" name="Picture"/>
+                          <pic:cNvPicPr>
+                            <a:picLocks noChangeArrowheads="1" noChangeAspect="1"/>
+                          </pic:cNvPicPr>
+                        </pic:nvPicPr>
+                        <pic:blipFill>
+                          <a:blip r:embed="rId15"/>
+                          <a:stretch>
+                            <a:fillRect/>
+                          </a:stretch>
+                        </pic:blipFill>
+                        <pic:spPr bwMode="auto">
+                          <a:xfrm>
+                            <a:off x="0" y="0"/>
+                            <a:ext cx="5334000" cy="4267200"/>
+                          </a:xfrm>
+                          <a:prstGeom prst="rect">
+                            <a:avLst/>
+                          </a:prstGeom>
+                          <a:noFill/>
+                          <a:ln w="9525">
+                            <a:noFill/>
+                            <a:headEnd/>
+                            <a:tailEnd/>
+                          </a:ln>
+                        </pic:spPr>
+                      </pic:pic>
+                    </a:graphicData>
+                  </a:graphic>
+                </wp:inline>
+              </w:drawing>
+            </w:r>
+          </w:p>
+          <w:p>
+            <w:pPr>
+              <w:jc w:val="center"/>
+            </w:pPr>
+            <w:pPr>
+              <w:jc w:val="left"/>
+              <w:spacing w:before="200"/>
+              <w:pStyle w:val="ImageCaption"/>
+            </w:pPr>
+            <w:r>
+              <w:t xml:space="preserve">Figure 2: GDP per capita and life expectancy across countries (1952). Compare with Figure 1 to see how the relationship has changed.</w:t>
+            </w:r>
+          </w:p>
+          <w:bookmarkEnd w:id="18"/>
+        </w:tc>
+      </w:tr>
+    </w:tbl>
+    <w:p>
+      <w:pPr>
+        <w:pStyle w:val="BodyText"/>
+      </w:pPr>
+      <w:hyperlink w:anchor="fig-gapminder-1952">
+        <w:r>
+          <w:rPr>
+            <w:rStyle w:val="Hyperlink"/>
+          </w:rPr>
+          <w:t xml:space="preserve">Figure 2</w:t>
+        </w:r>
+      </w:hyperlink>
+      <w:r>
+        <w:t xml:space="preserve"> </w:t>
+      </w:r>
+      <w:r>
+        <w:t xml:space="preserve">shows the same relationship in 1952. Comparing the two</w:t>
+      </w:r>
+      <w:r>
+        <w:t xml:space="preserve"> </w:t>
+      </w:r>
+      <w:r>
+        <w:t xml:space="preserve">figures, several patterns stand out. First, life expectancy has risen</w:t>
+      </w:r>
+      <w:r>
+        <w:t xml:space="preserve"> </w:t>
+      </w:r>
+      <w:r>
+        <w:t xml:space="preserve">substantially in all regions — the entire cloud of points has shifted upward.</w:t>
+      </w:r>
+      <w:r>
+        <w:t xml:space="preserve"> </w:t>
+      </w:r>
+      <w:r>
+        <w:t xml:space="preserve">Second, the spread across countries has</w:t>
+      </w:r>
+      <w:r>
+        <w:t xml:space="preserve"> </w:t>
+      </w:r>
+      <w:r>
+        <w:rPr>
+          <w:i/>
+          <w:iCs/>
+        </w:rPr>
+        <w:t xml:space="preserve">narrowed</w:t>
+      </w:r>
+      <w:r>
+        <w:t xml:space="preserve">: in 1952 many countries had</w:t>
+      </w:r>
+      <w:r>
+        <w:t xml:space="preserve"> </w:t>
+      </w:r>
+      <w:r>
+        <w:t xml:space="preserve">life expectancies below 40 years; by 2007 very few do. Third, the positive</w:t>
+      </w:r>
+      <w:r>
+        <w:t xml:space="preserve"> </w:t>
+      </w:r>
+      <w:r>
+        <w:t xml:space="preserve">income–health association was already present in 1952, suggesting it is a</w:t>
+      </w:r>
+      <w:r>
+        <w:t xml:space="preserve"> </w:t>
+      </w:r>
+      <w:r>
+        <w:t xml:space="preserve">persistent structural feature rather than a recent development.</w:t>
+      </w:r>
+    </w:p>
+    <w:bookmarkEnd w:id="19"/>
+    <w:bookmarkStart w:id="25" w:name="references"/>
     <w:p>
       <w:pPr>
         <w:pStyle w:val="Heading2"/>
@@ -684,8 +1614,8 @@
         <w:t xml:space="preserve">4 References</w:t>
       </w:r>
     </w:p>
-    <w:bookmarkStart w:id="32" w:name="refs"/>
-    <w:bookmarkStart w:id="28" w:name="ref-BekezKezdi2021"/>
+    <w:bookmarkStart w:id="24" w:name="refs"/>
+    <w:bookmarkStart w:id="21" w:name="ref-BekezKezdi2021"/>
     <w:p>
       <w:pPr>
         <w:pStyle w:val="Bibliography"/>
@@ -709,7 +1639,7 @@
       <w:r>
         <w:t xml:space="preserve"> </w:t>
       </w:r>
-      <w:hyperlink r:id="rId27">
+      <w:hyperlink r:id="rId20">
         <w:r>
           <w:rPr>
             <w:rStyle w:val="Hyperlink"/>
@@ -721,8 +1651,8 @@
         <w:t xml:space="preserve">.</w:t>
       </w:r>
     </w:p>
-    <w:bookmarkEnd w:id="28"/>
-    <w:bookmarkStart w:id="30" w:name="ref-Preston1975"/>
+    <w:bookmarkEnd w:id="21"/>
+    <w:bookmarkStart w:id="23" w:name="ref-Preston1975"/>
     <w:p>
       <w:pPr>
         <w:pStyle w:val="Bibliography"/>
@@ -736,7 +1666,7 @@
       <w:r>
         <w:t xml:space="preserve">‘</w:t>
       </w:r>
-      <w:hyperlink r:id="rId29">
+      <w:hyperlink r:id="rId22">
         <w:r>
           <w:rPr>
             <w:rStyle w:val="Hyperlink"/>
@@ -767,32 +1697,9 @@
         <w:t xml:space="preserve">29(2): 231–248.</w:t>
       </w:r>
     </w:p>
-    <w:bookmarkEnd w:id="30"/>
-    <w:bookmarkStart w:id="31" w:name="ref-Wooldridge2020"/>
-    <w:p>
-      <w:pPr>
-        <w:pStyle w:val="Bibliography"/>
-      </w:pPr>
-      <w:r>
-        <w:t xml:space="preserve">Wooldridge, J. M. (2020)</w:t>
-      </w:r>
-      <w:r>
-        <w:t xml:space="preserve"> </w:t>
-      </w:r>
-      <w:r>
-        <w:rPr>
-          <w:i/>
-          <w:iCs/>
-        </w:rPr>
-        <w:t xml:space="preserve">Introductory econometrics: A modern approach</w:t>
-      </w:r>
-      <w:r>
-        <w:t xml:space="preserve">, 7th Ed., Cengage Learning.</w:t>
-      </w:r>
-    </w:p>
-    <w:bookmarkEnd w:id="31"/>
-    <w:bookmarkEnd w:id="32"/>
-    <w:bookmarkEnd w:id="33"/>
+    <w:bookmarkEnd w:id="23"/>
+    <w:bookmarkEnd w:id="24"/>
+    <w:bookmarkEnd w:id="25"/>
     <w:sectPr>
       <w:footnotePr>
         <w:numRestart w:val="eachSect"/>
@@ -914,10 +1821,10 @@
   <w:docDefaults>
     <w:rPrDefault>
       <w:rPr>
-        <w:rFonts w:asciiTheme="minorHAnsi" w:cstheme="minorBidi" w:eastAsiaTheme="minorHAnsi" w:hAnsiTheme="minorHAnsi"/>
+        <w:rFonts w:asciiTheme="minorHAnsi" w:cstheme="minorBidi" w:eastAsiaTheme="minorEastAsia" w:hAnsiTheme="minorHAnsi"/>
         <w:sz w:val="24"/>
         <w:szCs w:val="24"/>
-        <w:lang w:bidi="ar-SA" w:eastAsia="en-US" w:val="en-US"/>
+        <w:lang w:bidi="ar-SA" w:eastAsia="zh-CN" w:val="en-US"/>
       </w:rPr>
     </w:rPrDefault>
     <w:pPrDefault>
@@ -1458,13 +2365,6 @@
       </w:tblCellMar>
     </w:tblPr>
     <w:tblStylePr w:type="firstRow">
-      <w:tblPr>
-        <w:jc w:val="left"/>
-        <w:tblInd w:type="dxa" w:w="0"/>
-      </w:tblPr>
-      <w:trPr>
-        <w:jc w:val="left"/>
-      </w:trPr>
       <w:tcPr>
         <w:tcBorders>
           <w:bottom w:val="single"/>

--- a/_site/content/material/session01/solution.docx
+++ b/_site/content/material/session01/solution.docx
@@ -23,7 +23,7 @@
         <w:pStyle w:val="Date"/>
       </w:pPr>
       <w:r>
-        <w:t xml:space="preserve">2026-04-09</w:t>
+        <w:t xml:space="preserve">2026-05-07</w:t>
       </w:r>
     </w:p>
     <w:sdt>

--- a/_site/content/material/session01/solution.docx
+++ b/_site/content/material/session01/solution.docx
@@ -23,7 +23,7 @@
         <w:pStyle w:val="Date"/>
       </w:pPr>
       <w:r>
-        <w:t xml:space="preserve">2026-05-07</w:t>
+        <w:t xml:space="preserve">2026-05-12</w:t>
       </w:r>
     </w:p>
     <w:sdt>

--- a/_site/content/material/session01/solution.docx
+++ b/_site/content/material/session01/solution.docx
@@ -23,7 +23,7 @@
         <w:pStyle w:val="Date"/>
       </w:pPr>
       <w:r>
-        <w:t xml:space="preserve">2026-05-12</w:t>
+        <w:t xml:space="preserve">2026-05-13</w:t>
       </w:r>
     </w:p>
     <w:sdt>

--- a/_site/content/material/session01/solution.docx
+++ b/_site/content/material/session01/solution.docx
@@ -23,7 +23,7 @@
         <w:pStyle w:val="Date"/>
       </w:pPr>
       <w:r>
-        <w:t xml:space="preserve">2026-05-13</w:t>
+        <w:t xml:space="preserve">2026-05-18</w:t>
       </w:r>
     </w:p>
     <w:sdt>
